--- a/src/assets/template-credencial.docx
+++ b/src/assets/template-credencial.docx
@@ -92,6 +92,7 @@
           <w:iCs/>
           <w:sz w:val="24"/>
           <w:szCs w:val="24"/>
+          <w:u w:val="single"/>
           <w:lang w:val="es-ES"/>
         </w:rPr>
       </w:pPr>
@@ -274,6 +275,8 @@
         </w:rPr>
         <w:t>{</w:t>
       </w:r>
+      <w:proofErr w:type="spellStart"/>
+      <w:proofErr w:type="gramStart"/>
       <w:r>
         <w:rPr>
           <w:rStyle w:val="Textodelmarcadordeposicin"/>
@@ -313,6 +316,7 @@
         </w:rPr>
         <w:t>ame</w:t>
       </w:r>
+      <w:proofErr w:type="spellEnd"/>
       <w:r>
         <w:rPr>
           <w:rStyle w:val="Textodelmarcadordeposicin"/>
@@ -346,7 +350,19 @@
           <w:szCs w:val="24"/>
           <w:lang w:val="es-ES"/>
         </w:rPr>
-        <w:t xml:space="preserve">asistirán a la próxima Asamblea </w:t>
+        <w:t>asistirán</w:t>
+      </w:r>
+      <w:proofErr w:type="gramEnd"/>
+      <w:r>
+        <w:rPr>
+          <w:rFonts w:asciiTheme="minorHAnsi" w:eastAsiaTheme="minorEastAsia" w:hAnsiTheme="minorHAnsi" w:cstheme="minorBidi"/>
+          <w:i/>
+          <w:iCs/>
+          <w:sz w:val="24"/>
+          <w:szCs w:val="24"/>
+          <w:lang w:val="es-ES"/>
+        </w:rPr>
+        <w:t xml:space="preserve"> a la próxima Asamblea </w:t>
       </w:r>
       <w:r>
         <w:rPr>
@@ -390,7 +406,18 @@
           <w:szCs w:val="24"/>
           <w:lang w:val="es-ES"/>
         </w:rPr>
-        <w:t>31</w:t>
+        <w:t>3</w:t>
+      </w:r>
+      <w:r>
+        <w:rPr>
+          <w:rFonts w:asciiTheme="minorHAnsi" w:eastAsiaTheme="minorEastAsia" w:hAnsiTheme="minorHAnsi" w:cstheme="minorBidi"/>
+          <w:i/>
+          <w:iCs/>
+          <w:sz w:val="24"/>
+          <w:szCs w:val="24"/>
+          <w:lang w:val="es-ES"/>
+        </w:rPr>
+        <w:t>0</w:t>
       </w:r>
       <w:r>
         <w:rPr>
@@ -412,7 +439,7 @@
           <w:szCs w:val="24"/>
           <w:lang w:val="es-ES"/>
         </w:rPr>
-        <w:t>5</w:t>
+        <w:t>6</w:t>
       </w:r>
       <w:r>
         <w:rPr>
@@ -704,7 +731,31 @@
                 <w:szCs w:val="28"/>
                 <w:lang w:val="es-AR"/>
               </w:rPr>
-              <w:t>{#titulares}{nombre}</w:t>
+              <w:t>{#</w:t>
+            </w:r>
+            <w:proofErr w:type="gramStart"/>
+            <w:r>
+              <w:rPr>
+                <w:rFonts w:asciiTheme="minorHAnsi" w:eastAsiaTheme="minorEastAsia" w:hAnsiTheme="minorHAnsi" w:cstheme="minorBidi"/>
+                <w:b/>
+                <w:bCs/>
+                <w:sz w:val="28"/>
+                <w:szCs w:val="28"/>
+                <w:lang w:val="es-AR"/>
+              </w:rPr>
+              <w:t>titulares}{</w:t>
+            </w:r>
+            <w:proofErr w:type="gramEnd"/>
+            <w:r>
+              <w:rPr>
+                <w:rFonts w:asciiTheme="minorHAnsi" w:eastAsiaTheme="minorEastAsia" w:hAnsiTheme="minorHAnsi" w:cstheme="minorBidi"/>
+                <w:b/>
+                <w:bCs/>
+                <w:sz w:val="28"/>
+                <w:szCs w:val="28"/>
+                <w:lang w:val="es-AR"/>
+              </w:rPr>
+              <w:t>nombre}</w:t>
             </w:r>
           </w:p>
         </w:tc>
@@ -857,7 +908,31 @@
                 <w:szCs w:val="28"/>
                 <w:lang w:val="es-AR"/>
               </w:rPr>
-              <w:t>{#suplentes}{nombre}</w:t>
+              <w:t>{#</w:t>
+            </w:r>
+            <w:proofErr w:type="gramStart"/>
+            <w:r>
+              <w:rPr>
+                <w:rFonts w:asciiTheme="minorHAnsi" w:eastAsiaTheme="minorEastAsia" w:hAnsiTheme="minorHAnsi" w:cstheme="minorBidi"/>
+                <w:b/>
+                <w:bCs/>
+                <w:sz w:val="28"/>
+                <w:szCs w:val="28"/>
+                <w:lang w:val="es-AR"/>
+              </w:rPr>
+              <w:t>suplentes}{</w:t>
+            </w:r>
+            <w:proofErr w:type="gramEnd"/>
+            <w:r>
+              <w:rPr>
+                <w:rFonts w:asciiTheme="minorHAnsi" w:eastAsiaTheme="minorEastAsia" w:hAnsiTheme="minorHAnsi" w:cstheme="minorBidi"/>
+                <w:b/>
+                <w:bCs/>
+                <w:sz w:val="28"/>
+                <w:szCs w:val="28"/>
+                <w:lang w:val="es-AR"/>
+              </w:rPr>
+              <w:t>nombre}</w:t>
             </w:r>
           </w:p>
         </w:tc>
@@ -905,7 +980,29 @@
                 <w:sz w:val="28"/>
                 <w:szCs w:val="28"/>
               </w:rPr>
-              <w:t>{documento}</w:t>
+              <w:t>{</w:t>
+            </w:r>
+            <w:proofErr w:type="spellStart"/>
+            <w:r>
+              <w:rPr>
+                <w:rFonts w:asciiTheme="minorHAnsi" w:eastAsiaTheme="minorEastAsia" w:hAnsiTheme="minorHAnsi" w:cstheme="minorBidi"/>
+                <w:b/>
+                <w:bCs/>
+                <w:sz w:val="28"/>
+                <w:szCs w:val="28"/>
+              </w:rPr>
+              <w:t>documento</w:t>
+            </w:r>
+            <w:proofErr w:type="spellEnd"/>
+            <w:r>
+              <w:rPr>
+                <w:rFonts w:asciiTheme="minorHAnsi" w:eastAsiaTheme="minorEastAsia" w:hAnsiTheme="minorHAnsi" w:cstheme="minorBidi"/>
+                <w:b/>
+                <w:bCs/>
+                <w:sz w:val="28"/>
+                <w:szCs w:val="28"/>
+              </w:rPr>
+              <w:t>}</w:t>
             </w:r>
           </w:p>
         </w:tc>
@@ -979,7 +1076,31 @@
           <w:szCs w:val="24"/>
           <w:lang w:val="es-ES"/>
         </w:rPr>
-        <w:t>Saludamos al Señor Presidente muy cordialmente.</w:t>
+        <w:t xml:space="preserve">Saludamos al Señor </w:t>
+      </w:r>
+      <w:proofErr w:type="gramStart"/>
+      <w:r>
+        <w:rPr>
+          <w:rFonts w:asciiTheme="minorHAnsi" w:eastAsiaTheme="minorEastAsia" w:hAnsiTheme="minorHAnsi" w:cstheme="minorBidi"/>
+          <w:i/>
+          <w:iCs/>
+          <w:sz w:val="24"/>
+          <w:szCs w:val="24"/>
+          <w:lang w:val="es-ES"/>
+        </w:rPr>
+        <w:t>Presidente</w:t>
+      </w:r>
+      <w:proofErr w:type="gramEnd"/>
+      <w:r>
+        <w:rPr>
+          <w:rFonts w:asciiTheme="minorHAnsi" w:eastAsiaTheme="minorEastAsia" w:hAnsiTheme="minorHAnsi" w:cstheme="minorBidi"/>
+          <w:i/>
+          <w:iCs/>
+          <w:sz w:val="24"/>
+          <w:szCs w:val="24"/>
+          <w:lang w:val="es-ES"/>
+        </w:rPr>
+        <w:t xml:space="preserve"> muy cordialmente.</w:t>
       </w:r>
     </w:p>
     <w:p>
@@ -1239,7 +1360,33 @@
                 <w:sz w:val="24"/>
                 <w:szCs w:val="24"/>
               </w:rPr>
-              <w:t>{presidente}</w:t>
+              <w:t>{</w:t>
+            </w:r>
+            <w:proofErr w:type="spellStart"/>
+            <w:r>
+              <w:rPr>
+                <w:rStyle w:val="Textodelmarcadordeposicin"/>
+                <w:rFonts w:asciiTheme="minorHAnsi" w:eastAsiaTheme="minorEastAsia" w:hAnsiTheme="minorHAnsi" w:cstheme="minorHAnsi"/>
+                <w:b/>
+                <w:bCs/>
+                <w:color w:val="000000" w:themeColor="text1"/>
+                <w:sz w:val="24"/>
+                <w:szCs w:val="24"/>
+              </w:rPr>
+              <w:t>presidente</w:t>
+            </w:r>
+            <w:proofErr w:type="spellEnd"/>
+            <w:r>
+              <w:rPr>
+                <w:rStyle w:val="Textodelmarcadordeposicin"/>
+                <w:rFonts w:asciiTheme="minorHAnsi" w:eastAsiaTheme="minorEastAsia" w:hAnsiTheme="minorHAnsi" w:cstheme="minorHAnsi"/>
+                <w:b/>
+                <w:bCs/>
+                <w:color w:val="000000" w:themeColor="text1"/>
+                <w:sz w:val="24"/>
+                <w:szCs w:val="24"/>
+              </w:rPr>
+              <w:t>}</w:t>
             </w:r>
           </w:p>
           <w:p>
@@ -2436,26 +2583,6 @@
 </file>
 
 <file path=customXml/item1.xml><?xml version="1.0" encoding="utf-8"?>
-<?mso-contentType ?>
-<FormTemplates xmlns="http://schemas.microsoft.com/sharepoint/v3/contenttype/forms">
-  <Display>DocumentLibraryForm</Display>
-  <Edit>DocumentLibraryForm</Edit>
-  <New>DocumentLibraryForm</New>
-</FormTemplates>
-</file>
-
-<file path=customXml/item2.xml><?xml version="1.0" encoding="utf-8"?>
-<p:properties xmlns:p="http://schemas.microsoft.com/office/2006/metadata/properties" xmlns:xsi="http://www.w3.org/2001/XMLSchema-instance" xmlns:pc="http://schemas.microsoft.com/office/infopath/2007/PartnerControls">
-  <documentManagement>
-    <TaxCatchAll xmlns="71caa562-2379-4b61-b6f4-3e26b6646c0a" xsi:nil="true"/>
-    <lcf76f155ced4ddcb4097134ff3c332f xmlns="a8cc24c6-f310-44a1-a6cd-346f973ac5d2">
-      <Terms xmlns="http://schemas.microsoft.com/office/infopath/2007/PartnerControls"/>
-    </lcf76f155ced4ddcb4097134ff3c332f>
-  </documentManagement>
-</p:properties>
-</file>
-
-<file path=customXml/item3.xml><?xml version="1.0" encoding="utf-8"?>
 <ct:contentTypeSchema xmlns:ct="http://schemas.microsoft.com/office/2006/metadata/contentType" xmlns:ma="http://schemas.microsoft.com/office/2006/metadata/properties/metaAttributes" ct:_="" ma:_="" ma:contentTypeName="Documento" ma:contentTypeID="0x0101007112F73174E44A49AB36B404E654791D" ma:contentTypeVersion="15" ma:contentTypeDescription="Crear nuevo documento." ma:contentTypeScope="" ma:versionID="39e66c354cf146906f89480a4f70b4e7">
   <xsd:schema xmlns:xsd="http://www.w3.org/2001/XMLSchema" xmlns:xs="http://www.w3.org/2001/XMLSchema" xmlns:p="http://schemas.microsoft.com/office/2006/metadata/properties" xmlns:ns2="a8cc24c6-f310-44a1-a6cd-346f973ac5d2" xmlns:ns3="71caa562-2379-4b61-b6f4-3e26b6646c0a" targetNamespace="http://schemas.microsoft.com/office/2006/metadata/properties" ma:root="true" ma:fieldsID="8b9a95983bab498be6551d1325baea72" ns2:_="" ns3:_="">
     <xsd:import namespace="a8cc24c6-f310-44a1-a6cd-346f973ac5d2"/>
@@ -2684,10 +2811,41 @@
 </ct:contentTypeSchema>
 </file>
 
+<file path=customXml/item2.xml><?xml version="1.0" encoding="utf-8"?>
+<p:properties xmlns:p="http://schemas.microsoft.com/office/2006/metadata/properties" xmlns:xsi="http://www.w3.org/2001/XMLSchema-instance" xmlns:pc="http://schemas.microsoft.com/office/infopath/2007/PartnerControls">
+  <documentManagement>
+    <TaxCatchAll xmlns="71caa562-2379-4b61-b6f4-3e26b6646c0a" xsi:nil="true"/>
+    <lcf76f155ced4ddcb4097134ff3c332f xmlns="a8cc24c6-f310-44a1-a6cd-346f973ac5d2">
+      <Terms xmlns="http://schemas.microsoft.com/office/infopath/2007/PartnerControls"/>
+    </lcf76f155ced4ddcb4097134ff3c332f>
+  </documentManagement>
+</p:properties>
+</file>
+
+<file path=customXml/item3.xml><?xml version="1.0" encoding="utf-8"?>
+<?mso-contentType ?>
+<FormTemplates xmlns="http://schemas.microsoft.com/sharepoint/v3/contenttype/forms">
+  <Display>DocumentLibraryForm</Display>
+  <Edit>DocumentLibraryForm</Edit>
+  <New>DocumentLibraryForm</New>
+</FormTemplates>
+</file>
+
 <file path=customXml/itemProps1.xml><?xml version="1.0" encoding="utf-8"?>
-<ds:datastoreItem xmlns:ds="http://schemas.openxmlformats.org/officeDocument/2006/customXml" ds:itemID="{82D5209D-B843-4749-AF1A-3D365CEBF37D}">
+<ds:datastoreItem xmlns:ds="http://schemas.openxmlformats.org/officeDocument/2006/customXml" ds:itemID="{A0D76751-2469-4294-99AE-BBD37304BD3E}">
   <ds:schemaRefs>
-    <ds:schemaRef ds:uri="http://schemas.microsoft.com/sharepoint/v3/contenttype/forms"/>
+    <ds:schemaRef ds:uri="http://schemas.microsoft.com/office/2006/metadata/contentType"/>
+    <ds:schemaRef ds:uri="http://schemas.microsoft.com/office/2006/metadata/properties/metaAttributes"/>
+    <ds:schemaRef ds:uri="http://www.w3.org/2001/XMLSchema"/>
+    <ds:schemaRef ds:uri="http://schemas.microsoft.com/office/2006/metadata/properties"/>
+    <ds:schemaRef ds:uri="a8cc24c6-f310-44a1-a6cd-346f973ac5d2"/>
+    <ds:schemaRef ds:uri="71caa562-2379-4b61-b6f4-3e26b6646c0a"/>
+    <ds:schemaRef ds:uri="http://schemas.microsoft.com/office/2006/documentManagement/types"/>
+    <ds:schemaRef ds:uri="http://schemas.microsoft.com/office/infopath/2007/PartnerControls"/>
+    <ds:schemaRef ds:uri="http://schemas.openxmlformats.org/package/2006/metadata/core-properties"/>
+    <ds:schemaRef ds:uri="http://purl.org/dc/elements/1.1/"/>
+    <ds:schemaRef ds:uri="http://purl.org/dc/terms/"/>
+    <ds:schemaRef ds:uri="http://schemas.microsoft.com/internal/obd"/>
   </ds:schemaRefs>
 </ds:datastoreItem>
 </file>
@@ -2704,20 +2862,9 @@
 </file>
 
 <file path=customXml/itemProps3.xml><?xml version="1.0" encoding="utf-8"?>
-<ds:datastoreItem xmlns:ds="http://schemas.openxmlformats.org/officeDocument/2006/customXml" ds:itemID="{A0D76751-2469-4294-99AE-BBD37304BD3E}">
+<ds:datastoreItem xmlns:ds="http://schemas.openxmlformats.org/officeDocument/2006/customXml" ds:itemID="{82D5209D-B843-4749-AF1A-3D365CEBF37D}">
   <ds:schemaRefs>
-    <ds:schemaRef ds:uri="http://schemas.microsoft.com/office/2006/metadata/contentType"/>
-    <ds:schemaRef ds:uri="http://schemas.microsoft.com/office/2006/metadata/properties/metaAttributes"/>
-    <ds:schemaRef ds:uri="http://www.w3.org/2001/XMLSchema"/>
-    <ds:schemaRef ds:uri="http://schemas.microsoft.com/office/2006/metadata/properties"/>
-    <ds:schemaRef ds:uri="a8cc24c6-f310-44a1-a6cd-346f973ac5d2"/>
-    <ds:schemaRef ds:uri="71caa562-2379-4b61-b6f4-3e26b6646c0a"/>
-    <ds:schemaRef ds:uri="http://schemas.microsoft.com/office/2006/documentManagement/types"/>
-    <ds:schemaRef ds:uri="http://schemas.microsoft.com/office/infopath/2007/PartnerControls"/>
-    <ds:schemaRef ds:uri="http://schemas.openxmlformats.org/package/2006/metadata/core-properties"/>
-    <ds:schemaRef ds:uri="http://purl.org/dc/elements/1.1/"/>
-    <ds:schemaRef ds:uri="http://purl.org/dc/terms/"/>
-    <ds:schemaRef ds:uri="http://schemas.microsoft.com/internal/obd"/>
+    <ds:schemaRef ds:uri="http://schemas.microsoft.com/sharepoint/v3/contenttype/forms"/>
   </ds:schemaRefs>
 </ds:datastoreItem>
 </file>